--- a/doc/CartaPresentacion_v082025.docx
+++ b/doc/CartaPresentacion_v082025.docx
@@ -1,6 +1,6 @@
 
 <file path=word/document.xml><?xml version="1.0" encoding="utf-8"?>
-<w:document xmlns:wpc="http://schemas.microsoft.com/office/word/2010/wordprocessingCanvas" xmlns:cx="http://schemas.microsoft.com/office/drawing/2014/chartex" xmlns:cx1="http://schemas.microsoft.com/office/drawing/2015/9/8/chartex" xmlns:cx2="http://schemas.microsoft.com/office/drawing/2015/10/21/chartex" xmlns:cx3="http://schemas.microsoft.com/office/drawing/2016/5/9/chartex" xmlns:cx4="http://schemas.microsoft.com/office/drawing/2016/5/10/chartex" xmlns:cx5="http://schemas.microsoft.com/office/drawing/2016/5/11/chartex" xmlns:cx6="http://schemas.microsoft.com/office/drawing/2016/5/12/chartex" xmlns:cx7="http://schemas.microsoft.com/office/drawing/2016/5/13/chartex" xmlns:cx8="http://schemas.microsoft.com/office/drawing/2016/5/14/chartex" xmlns:mc="http://schemas.openxmlformats.org/markup-compatibility/2006" xmlns:aink="http://schemas.microsoft.com/office/drawing/2016/ink" xmlns:am3d="http://schemas.microsoft.com/office/drawing/2017/model3d" xmlns:o="urn:schemas-microsoft-com:office:office" xmlns:oel="http://schemas.microsoft.com/office/2019/extlst" xmlns:r="http://schemas.openxmlformats.org/officeDocument/2006/relationships" xmlns:m="http://schemas.openxmlformats.org/officeDocument/2006/math" xmlns:v="urn:schemas-microsoft-com:vml" xmlns:wp14="http://schemas.microsoft.com/office/word/2010/wordprocessingDrawing" xmlns:wp="http://schemas.openxmlformats.org/drawingml/2006/wordprocessingDrawing" xmlns:w10="urn:schemas-microsoft-com:office:word" xmlns:w="http://schemas.openxmlformats.org/wordprocessingml/2006/main" xmlns:w14="http://schemas.microsoft.com/office/word/2010/wordml" xmlns:w15="http://schemas.microsoft.com/office/word/2012/wordml" xmlns:w16cex="http://schemas.microsoft.com/office/word/2018/wordml/cex" xmlns:w16cid="http://schemas.microsoft.com/office/word/2016/wordml/cid" xmlns:w16="http://schemas.microsoft.com/office/word/2018/wordml" xmlns:w16sdtdh="http://schemas.microsoft.com/office/word/2020/wordml/sdtdatahash" xmlns:w16se="http://schemas.microsoft.com/office/word/2015/wordml/symex" xmlns:wpg="http://schemas.microsoft.com/office/word/2010/wordprocessingGroup" xmlns:wpi="http://schemas.microsoft.com/office/word/2010/wordprocessingInk" xmlns:wne="http://schemas.microsoft.com/office/word/2006/wordml" xmlns:wps="http://schemas.microsoft.com/office/word/2010/wordprocessingShape" mc:Ignorable="w14 w15 w16se w16cid w16 w16cex w16sdtdh wp14">
+<w:document xmlns:wpc="http://schemas.microsoft.com/office/word/2010/wordprocessingCanvas" xmlns:cx="http://schemas.microsoft.com/office/drawing/2014/chartex" xmlns:cx1="http://schemas.microsoft.com/office/drawing/2015/9/8/chartex" xmlns:cx2="http://schemas.microsoft.com/office/drawing/2015/10/21/chartex" xmlns:cx3="http://schemas.microsoft.com/office/drawing/2016/5/9/chartex" xmlns:cx4="http://schemas.microsoft.com/office/drawing/2016/5/10/chartex" xmlns:cx5="http://schemas.microsoft.com/office/drawing/2016/5/11/chartex" xmlns:cx6="http://schemas.microsoft.com/office/drawing/2016/5/12/chartex" xmlns:cx7="http://schemas.microsoft.com/office/drawing/2016/5/13/chartex" xmlns:cx8="http://schemas.microsoft.com/office/drawing/2016/5/14/chartex" xmlns:mc="http://schemas.openxmlformats.org/markup-compatibility/2006" xmlns:aink="http://schemas.microsoft.com/office/drawing/2016/ink" xmlns:am3d="http://schemas.microsoft.com/office/drawing/2017/model3d" xmlns:o="urn:schemas-microsoft-com:office:office" xmlns:r="http://schemas.openxmlformats.org/officeDocument/2006/relationships" xmlns:m="http://schemas.openxmlformats.org/officeDocument/2006/math" xmlns:v="urn:schemas-microsoft-com:vml" xmlns:wp14="http://schemas.microsoft.com/office/word/2010/wordprocessingDrawing" xmlns:wp="http://schemas.openxmlformats.org/drawingml/2006/wordprocessingDrawing" xmlns:w10="urn:schemas-microsoft-com:office:word" xmlns:w="http://schemas.openxmlformats.org/wordprocessingml/2006/main" xmlns:w14="http://schemas.microsoft.com/office/word/2010/wordml" xmlns:w15="http://schemas.microsoft.com/office/word/2012/wordml" xmlns:w16cex="http://schemas.microsoft.com/office/word/2018/wordml/cex" xmlns:w16cid="http://schemas.microsoft.com/office/word/2016/wordml/cid" xmlns:w16="http://schemas.microsoft.com/office/word/2018/wordml" xmlns:w16sdtdh="http://schemas.microsoft.com/office/word/2020/wordml/sdtdatahash" xmlns:w16se="http://schemas.microsoft.com/office/word/2015/wordml/symex" xmlns:wpg="http://schemas.microsoft.com/office/word/2010/wordprocessingGroup" xmlns:wpi="http://schemas.microsoft.com/office/word/2010/wordprocessingInk" xmlns:wne="http://schemas.microsoft.com/office/word/2006/wordml" xmlns:wps="http://schemas.microsoft.com/office/word/2010/wordprocessingShape" mc:Ignorable="w14 w15 w16se w16cid w16 w16cex w16sdtdh wp14">
   <w:body>
     <w:p>
       <w:pPr>
@@ -148,77 +148,84 @@
           <w:sz w:val="22"/>
           <w:szCs w:val="22"/>
         </w:rPr>
-        <w:t xml:space="preserve">Toluca, Méx. _____ de _______________ </w:t>
-      </w:r>
-      <w:proofErr w:type="spellStart"/>
-      <w:r>
-        <w:rPr>
-          <w:rFonts w:ascii="Arial" w:hAnsi="Arial" w:cs="Arial"/>
-          <w:i/>
-          <w:sz w:val="22"/>
-          <w:szCs w:val="22"/>
-        </w:rPr>
-        <w:t>de</w:t>
-      </w:r>
-      <w:proofErr w:type="spellEnd"/>
-      <w:r>
-        <w:rPr>
-          <w:rFonts w:ascii="Arial" w:hAnsi="Arial" w:cs="Arial"/>
-          <w:i/>
-          <w:sz w:val="22"/>
-          <w:szCs w:val="22"/>
-        </w:rPr>
-        <w:t xml:space="preserve"> 20___.</w:t>
-      </w:r>
-    </w:p>
-    <w:p>
-      <w:pPr>
-        <w:spacing w:line="360" w:lineRule="auto"/>
-        <w:rPr>
-          <w:rFonts w:ascii="Arial" w:hAnsi="Arial" w:cs="Arial"/>
-          <w:sz w:val="22"/>
-          <w:szCs w:val="22"/>
-        </w:rPr>
-      </w:pPr>
-    </w:p>
-    <w:p>
-      <w:pPr>
-        <w:spacing w:line="360" w:lineRule="auto"/>
-        <w:rPr>
-          <w:rFonts w:ascii="Arial" w:hAnsi="Arial" w:cs="Arial"/>
-          <w:b/>
-          <w:sz w:val="22"/>
-          <w:szCs w:val="22"/>
-        </w:rPr>
-      </w:pPr>
-      <w:r>
-        <w:rPr>
-          <w:rFonts w:ascii="Arial" w:hAnsi="Arial" w:cs="Arial"/>
-          <w:b/>
-          <w:sz w:val="22"/>
-          <w:szCs w:val="22"/>
-        </w:rPr>
-        <w:t>M. EN C. LORENA ELIZABETH MANJARREZ GARDUÑO</w:t>
-      </w:r>
-    </w:p>
-    <w:p>
-      <w:pPr>
-        <w:spacing w:line="360" w:lineRule="auto"/>
-        <w:rPr>
-          <w:rFonts w:ascii="Arial" w:hAnsi="Arial" w:cs="Arial"/>
-          <w:b/>
-          <w:sz w:val="22"/>
-          <w:szCs w:val="22"/>
-        </w:rPr>
-      </w:pPr>
-      <w:r>
-        <w:rPr>
-          <w:rFonts w:ascii="Arial" w:hAnsi="Arial" w:cs="Arial"/>
-          <w:b/>
-          <w:sz w:val="22"/>
-          <w:szCs w:val="22"/>
-        </w:rPr>
-        <w:t>ENCARGADA DEL DESPACHO DE LA SUBDIRECCIÓN ACADÉMICA</w:t>
+        <w:t>Toluca, Méx. _____ de _______________ de 20___.</w:t>
+      </w:r>
+    </w:p>
+    <w:p>
+      <w:pPr>
+        <w:spacing w:line="360" w:lineRule="auto"/>
+        <w:rPr>
+          <w:rFonts w:ascii="Arial" w:hAnsi="Arial" w:cs="Arial"/>
+          <w:sz w:val="22"/>
+          <w:szCs w:val="22"/>
+        </w:rPr>
+      </w:pPr>
+    </w:p>
+    <w:p>
+      <w:pPr>
+        <w:spacing w:line="360" w:lineRule="auto"/>
+        <w:rPr>
+          <w:rFonts w:ascii="Arial" w:hAnsi="Arial" w:cs="Arial"/>
+          <w:b/>
+          <w:sz w:val="22"/>
+          <w:szCs w:val="22"/>
+        </w:rPr>
+      </w:pPr>
+      <w:r>
+        <w:rPr>
+          <w:rFonts w:ascii="Arial" w:hAnsi="Arial" w:cs="Arial"/>
+          <w:b/>
+          <w:sz w:val="22"/>
+          <w:szCs w:val="22"/>
+        </w:rPr>
+        <w:t>DR. JAVIER SALAS GARCIA</w:t>
+      </w:r>
+    </w:p>
+    <w:p>
+      <w:pPr>
+        <w:spacing w:line="360" w:lineRule="auto"/>
+        <w:rPr>
+          <w:rFonts w:ascii="Arial" w:hAnsi="Arial" w:cs="Arial"/>
+          <w:b/>
+          <w:sz w:val="22"/>
+          <w:szCs w:val="22"/>
+        </w:rPr>
+      </w:pPr>
+      <w:r>
+        <w:rPr>
+          <w:rFonts w:ascii="Arial" w:hAnsi="Arial" w:cs="Arial"/>
+          <w:b/>
+          <w:sz w:val="22"/>
+          <w:szCs w:val="22"/>
+        </w:rPr>
+        <w:t xml:space="preserve"> SUBDIREC</w:t>
+      </w:r>
+      <w:r>
+        <w:rPr>
+          <w:rFonts w:ascii="Arial" w:hAnsi="Arial" w:cs="Arial"/>
+          <w:b/>
+          <w:sz w:val="22"/>
+          <w:szCs w:val="22"/>
+        </w:rPr>
+        <w:t>TOR</w:t>
+      </w:r>
+      <w:r>
+        <w:rPr>
+          <w:rFonts w:ascii="Arial" w:hAnsi="Arial" w:cs="Arial"/>
+          <w:b/>
+          <w:sz w:val="22"/>
+          <w:szCs w:val="22"/>
+        </w:rPr>
+        <w:t xml:space="preserve"> ACADÉMIC</w:t>
+      </w:r>
+      <w:r>
+        <w:rPr>
+          <w:rFonts w:ascii="Arial" w:hAnsi="Arial" w:cs="Arial"/>
+          <w:b/>
+          <w:sz w:val="22"/>
+          <w:szCs w:val="22"/>
+        </w:rPr>
+        <w:t>O</w:t>
       </w:r>
     </w:p>
     <w:p>
@@ -773,7 +780,7 @@
 </file>
 
 <file path=word/endnotes.xml><?xml version="1.0" encoding="utf-8"?>
-<w:endnotes xmlns:wpc="http://schemas.microsoft.com/office/word/2010/wordprocessingCanvas" xmlns:cx="http://schemas.microsoft.com/office/drawing/2014/chartex" xmlns:cx1="http://schemas.microsoft.com/office/drawing/2015/9/8/chartex" xmlns:cx2="http://schemas.microsoft.com/office/drawing/2015/10/21/chartex" xmlns:cx3="http://schemas.microsoft.com/office/drawing/2016/5/9/chartex" xmlns:cx4="http://schemas.microsoft.com/office/drawing/2016/5/10/chartex" xmlns:cx5="http://schemas.microsoft.com/office/drawing/2016/5/11/chartex" xmlns:cx6="http://schemas.microsoft.com/office/drawing/2016/5/12/chartex" xmlns:cx7="http://schemas.microsoft.com/office/drawing/2016/5/13/chartex" xmlns:cx8="http://schemas.microsoft.com/office/drawing/2016/5/14/chartex" xmlns:mc="http://schemas.openxmlformats.org/markup-compatibility/2006" xmlns:aink="http://schemas.microsoft.com/office/drawing/2016/ink" xmlns:am3d="http://schemas.microsoft.com/office/drawing/2017/model3d" xmlns:o="urn:schemas-microsoft-com:office:office" xmlns:oel="http://schemas.microsoft.com/office/2019/extlst" xmlns:r="http://schemas.openxmlformats.org/officeDocument/2006/relationships" xmlns:m="http://schemas.openxmlformats.org/officeDocument/2006/math" xmlns:v="urn:schemas-microsoft-com:vml" xmlns:wp14="http://schemas.microsoft.com/office/word/2010/wordprocessingDrawing" xmlns:wp="http://schemas.openxmlformats.org/drawingml/2006/wordprocessingDrawing" xmlns:w10="urn:schemas-microsoft-com:office:word" xmlns:w="http://schemas.openxmlformats.org/wordprocessingml/2006/main" xmlns:w14="http://schemas.microsoft.com/office/word/2010/wordml" xmlns:w15="http://schemas.microsoft.com/office/word/2012/wordml" xmlns:w16cex="http://schemas.microsoft.com/office/word/2018/wordml/cex" xmlns:w16cid="http://schemas.microsoft.com/office/word/2016/wordml/cid" xmlns:w16="http://schemas.microsoft.com/office/word/2018/wordml" xmlns:w16sdtdh="http://schemas.microsoft.com/office/word/2020/wordml/sdtdatahash" xmlns:w16se="http://schemas.microsoft.com/office/word/2015/wordml/symex" xmlns:wpg="http://schemas.microsoft.com/office/word/2010/wordprocessingGroup" xmlns:wpi="http://schemas.microsoft.com/office/word/2010/wordprocessingInk" xmlns:wne="http://schemas.microsoft.com/office/word/2006/wordml" xmlns:wps="http://schemas.microsoft.com/office/word/2010/wordprocessingShape" mc:Ignorable="w14 w15 w16se w16cid w16 w16cex w16sdtdh wp14">
+<w:endnotes xmlns:wpc="http://schemas.microsoft.com/office/word/2010/wordprocessingCanvas" xmlns:cx="http://schemas.microsoft.com/office/drawing/2014/chartex" xmlns:cx1="http://schemas.microsoft.com/office/drawing/2015/9/8/chartex" xmlns:cx2="http://schemas.microsoft.com/office/drawing/2015/10/21/chartex" xmlns:cx3="http://schemas.microsoft.com/office/drawing/2016/5/9/chartex" xmlns:cx4="http://schemas.microsoft.com/office/drawing/2016/5/10/chartex" xmlns:cx5="http://schemas.microsoft.com/office/drawing/2016/5/11/chartex" xmlns:cx6="http://schemas.microsoft.com/office/drawing/2016/5/12/chartex" xmlns:cx7="http://schemas.microsoft.com/office/drawing/2016/5/13/chartex" xmlns:cx8="http://schemas.microsoft.com/office/drawing/2016/5/14/chartex" xmlns:mc="http://schemas.openxmlformats.org/markup-compatibility/2006" xmlns:aink="http://schemas.microsoft.com/office/drawing/2016/ink" xmlns:am3d="http://schemas.microsoft.com/office/drawing/2017/model3d" xmlns:o="urn:schemas-microsoft-com:office:office" xmlns:r="http://schemas.openxmlformats.org/officeDocument/2006/relationships" xmlns:m="http://schemas.openxmlformats.org/officeDocument/2006/math" xmlns:v="urn:schemas-microsoft-com:vml" xmlns:wp14="http://schemas.microsoft.com/office/word/2010/wordprocessingDrawing" xmlns:wp="http://schemas.openxmlformats.org/drawingml/2006/wordprocessingDrawing" xmlns:w10="urn:schemas-microsoft-com:office:word" xmlns:w="http://schemas.openxmlformats.org/wordprocessingml/2006/main" xmlns:w14="http://schemas.microsoft.com/office/word/2010/wordml" xmlns:w15="http://schemas.microsoft.com/office/word/2012/wordml" xmlns:w16cex="http://schemas.microsoft.com/office/word/2018/wordml/cex" xmlns:w16cid="http://schemas.microsoft.com/office/word/2016/wordml/cid" xmlns:w16="http://schemas.microsoft.com/office/word/2018/wordml" xmlns:w16sdtdh="http://schemas.microsoft.com/office/word/2020/wordml/sdtdatahash" xmlns:w16se="http://schemas.microsoft.com/office/word/2015/wordml/symex" xmlns:wpg="http://schemas.microsoft.com/office/word/2010/wordprocessingGroup" xmlns:wpi="http://schemas.microsoft.com/office/word/2010/wordprocessingInk" xmlns:wne="http://schemas.microsoft.com/office/word/2006/wordml" xmlns:wps="http://schemas.microsoft.com/office/word/2010/wordprocessingShape" mc:Ignorable="w14 w15 w16se w16cid w16 w16cex w16sdtdh wp14">
   <w:endnote w:type="separator" w:id="-1">
     <w:p>
       <w:r>
@@ -792,7 +799,7 @@
 </file>
 
 <file path=word/footer1.xml><?xml version="1.0" encoding="utf-8"?>
-<w:ftr xmlns:wpc="http://schemas.microsoft.com/office/word/2010/wordprocessingCanvas" xmlns:cx="http://schemas.microsoft.com/office/drawing/2014/chartex" xmlns:cx1="http://schemas.microsoft.com/office/drawing/2015/9/8/chartex" xmlns:cx2="http://schemas.microsoft.com/office/drawing/2015/10/21/chartex" xmlns:cx3="http://schemas.microsoft.com/office/drawing/2016/5/9/chartex" xmlns:cx4="http://schemas.microsoft.com/office/drawing/2016/5/10/chartex" xmlns:cx5="http://schemas.microsoft.com/office/drawing/2016/5/11/chartex" xmlns:cx6="http://schemas.microsoft.com/office/drawing/2016/5/12/chartex" xmlns:cx7="http://schemas.microsoft.com/office/drawing/2016/5/13/chartex" xmlns:cx8="http://schemas.microsoft.com/office/drawing/2016/5/14/chartex" xmlns:mc="http://schemas.openxmlformats.org/markup-compatibility/2006" xmlns:aink="http://schemas.microsoft.com/office/drawing/2016/ink" xmlns:am3d="http://schemas.microsoft.com/office/drawing/2017/model3d" xmlns:o="urn:schemas-microsoft-com:office:office" xmlns:oel="http://schemas.microsoft.com/office/2019/extlst" xmlns:r="http://schemas.openxmlformats.org/officeDocument/2006/relationships" xmlns:m="http://schemas.openxmlformats.org/officeDocument/2006/math" xmlns:v="urn:schemas-microsoft-com:vml" xmlns:wp14="http://schemas.microsoft.com/office/word/2010/wordprocessingDrawing" xmlns:wp="http://schemas.openxmlformats.org/drawingml/2006/wordprocessingDrawing" xmlns:w10="urn:schemas-microsoft-com:office:word" xmlns:w="http://schemas.openxmlformats.org/wordprocessingml/2006/main" xmlns:w14="http://schemas.microsoft.com/office/word/2010/wordml" xmlns:w15="http://schemas.microsoft.com/office/word/2012/wordml" xmlns:w16cex="http://schemas.microsoft.com/office/word/2018/wordml/cex" xmlns:w16cid="http://schemas.microsoft.com/office/word/2016/wordml/cid" xmlns:w16="http://schemas.microsoft.com/office/word/2018/wordml" xmlns:w16sdtdh="http://schemas.microsoft.com/office/word/2020/wordml/sdtdatahash" xmlns:w16se="http://schemas.microsoft.com/office/word/2015/wordml/symex" xmlns:wpg="http://schemas.microsoft.com/office/word/2010/wordprocessingGroup" xmlns:wpi="http://schemas.microsoft.com/office/word/2010/wordprocessingInk" xmlns:wne="http://schemas.microsoft.com/office/word/2006/wordml" xmlns:wps="http://schemas.microsoft.com/office/word/2010/wordprocessingShape" mc:Ignorable="w14 w15 w16se w16cid w16 w16cex w16sdtdh wp14">
+<w:ftr xmlns:wpc="http://schemas.microsoft.com/office/word/2010/wordprocessingCanvas" xmlns:cx="http://schemas.microsoft.com/office/drawing/2014/chartex" xmlns:cx1="http://schemas.microsoft.com/office/drawing/2015/9/8/chartex" xmlns:cx2="http://schemas.microsoft.com/office/drawing/2015/10/21/chartex" xmlns:cx3="http://schemas.microsoft.com/office/drawing/2016/5/9/chartex" xmlns:cx4="http://schemas.microsoft.com/office/drawing/2016/5/10/chartex" xmlns:cx5="http://schemas.microsoft.com/office/drawing/2016/5/11/chartex" xmlns:cx6="http://schemas.microsoft.com/office/drawing/2016/5/12/chartex" xmlns:cx7="http://schemas.microsoft.com/office/drawing/2016/5/13/chartex" xmlns:cx8="http://schemas.microsoft.com/office/drawing/2016/5/14/chartex" xmlns:mc="http://schemas.openxmlformats.org/markup-compatibility/2006" xmlns:aink="http://schemas.microsoft.com/office/drawing/2016/ink" xmlns:am3d="http://schemas.microsoft.com/office/drawing/2017/model3d" xmlns:o="urn:schemas-microsoft-com:office:office" xmlns:r="http://schemas.openxmlformats.org/officeDocument/2006/relationships" xmlns:m="http://schemas.openxmlformats.org/officeDocument/2006/math" xmlns:v="urn:schemas-microsoft-com:vml" xmlns:wp14="http://schemas.microsoft.com/office/word/2010/wordprocessingDrawing" xmlns:wp="http://schemas.openxmlformats.org/drawingml/2006/wordprocessingDrawing" xmlns:w10="urn:schemas-microsoft-com:office:word" xmlns:w="http://schemas.openxmlformats.org/wordprocessingml/2006/main" xmlns:w14="http://schemas.microsoft.com/office/word/2010/wordml" xmlns:w15="http://schemas.microsoft.com/office/word/2012/wordml" xmlns:w16cex="http://schemas.microsoft.com/office/word/2018/wordml/cex" xmlns:w16cid="http://schemas.microsoft.com/office/word/2016/wordml/cid" xmlns:w16="http://schemas.microsoft.com/office/word/2018/wordml" xmlns:w16sdtdh="http://schemas.microsoft.com/office/word/2020/wordml/sdtdatahash" xmlns:w16se="http://schemas.microsoft.com/office/word/2015/wordml/symex" xmlns:wpg="http://schemas.microsoft.com/office/word/2010/wordprocessingGroup" xmlns:wpi="http://schemas.microsoft.com/office/word/2010/wordprocessingInk" xmlns:wne="http://schemas.microsoft.com/office/word/2006/wordml" xmlns:wps="http://schemas.microsoft.com/office/word/2010/wordprocessingShape" mc:Ignorable="w14 w15 w16se w16cid w16 w16cex w16sdtdh wp14">
   <w:p>
     <w:pPr>
       <w:pStyle w:val="Piedepgina"/>
@@ -817,7 +824,7 @@
 </file>
 
 <file path=word/footnotes.xml><?xml version="1.0" encoding="utf-8"?>
-<w:footnotes xmlns:wpc="http://schemas.microsoft.com/office/word/2010/wordprocessingCanvas" xmlns:cx="http://schemas.microsoft.com/office/drawing/2014/chartex" xmlns:cx1="http://schemas.microsoft.com/office/drawing/2015/9/8/chartex" xmlns:cx2="http://schemas.microsoft.com/office/drawing/2015/10/21/chartex" xmlns:cx3="http://schemas.microsoft.com/office/drawing/2016/5/9/chartex" xmlns:cx4="http://schemas.microsoft.com/office/drawing/2016/5/10/chartex" xmlns:cx5="http://schemas.microsoft.com/office/drawing/2016/5/11/chartex" xmlns:cx6="http://schemas.microsoft.com/office/drawing/2016/5/12/chartex" xmlns:cx7="http://schemas.microsoft.com/office/drawing/2016/5/13/chartex" xmlns:cx8="http://schemas.microsoft.com/office/drawing/2016/5/14/chartex" xmlns:mc="http://schemas.openxmlformats.org/markup-compatibility/2006" xmlns:aink="http://schemas.microsoft.com/office/drawing/2016/ink" xmlns:am3d="http://schemas.microsoft.com/office/drawing/2017/model3d" xmlns:o="urn:schemas-microsoft-com:office:office" xmlns:oel="http://schemas.microsoft.com/office/2019/extlst" xmlns:r="http://schemas.openxmlformats.org/officeDocument/2006/relationships" xmlns:m="http://schemas.openxmlformats.org/officeDocument/2006/math" xmlns:v="urn:schemas-microsoft-com:vml" xmlns:wp14="http://schemas.microsoft.com/office/word/2010/wordprocessingDrawing" xmlns:wp="http://schemas.openxmlformats.org/drawingml/2006/wordprocessingDrawing" xmlns:w10="urn:schemas-microsoft-com:office:word" xmlns:w="http://schemas.openxmlformats.org/wordprocessingml/2006/main" xmlns:w14="http://schemas.microsoft.com/office/word/2010/wordml" xmlns:w15="http://schemas.microsoft.com/office/word/2012/wordml" xmlns:w16cex="http://schemas.microsoft.com/office/word/2018/wordml/cex" xmlns:w16cid="http://schemas.microsoft.com/office/word/2016/wordml/cid" xmlns:w16="http://schemas.microsoft.com/office/word/2018/wordml" xmlns:w16sdtdh="http://schemas.microsoft.com/office/word/2020/wordml/sdtdatahash" xmlns:w16se="http://schemas.microsoft.com/office/word/2015/wordml/symex" xmlns:wpg="http://schemas.microsoft.com/office/word/2010/wordprocessingGroup" xmlns:wpi="http://schemas.microsoft.com/office/word/2010/wordprocessingInk" xmlns:wne="http://schemas.microsoft.com/office/word/2006/wordml" xmlns:wps="http://schemas.microsoft.com/office/word/2010/wordprocessingShape" mc:Ignorable="w14 w15 w16se w16cid w16 w16cex w16sdtdh wp14">
+<w:footnotes xmlns:wpc="http://schemas.microsoft.com/office/word/2010/wordprocessingCanvas" xmlns:cx="http://schemas.microsoft.com/office/drawing/2014/chartex" xmlns:cx1="http://schemas.microsoft.com/office/drawing/2015/9/8/chartex" xmlns:cx2="http://schemas.microsoft.com/office/drawing/2015/10/21/chartex" xmlns:cx3="http://schemas.microsoft.com/office/drawing/2016/5/9/chartex" xmlns:cx4="http://schemas.microsoft.com/office/drawing/2016/5/10/chartex" xmlns:cx5="http://schemas.microsoft.com/office/drawing/2016/5/11/chartex" xmlns:cx6="http://schemas.microsoft.com/office/drawing/2016/5/12/chartex" xmlns:cx7="http://schemas.microsoft.com/office/drawing/2016/5/13/chartex" xmlns:cx8="http://schemas.microsoft.com/office/drawing/2016/5/14/chartex" xmlns:mc="http://schemas.openxmlformats.org/markup-compatibility/2006" xmlns:aink="http://schemas.microsoft.com/office/drawing/2016/ink" xmlns:am3d="http://schemas.microsoft.com/office/drawing/2017/model3d" xmlns:o="urn:schemas-microsoft-com:office:office" xmlns:r="http://schemas.openxmlformats.org/officeDocument/2006/relationships" xmlns:m="http://schemas.openxmlformats.org/officeDocument/2006/math" xmlns:v="urn:schemas-microsoft-com:vml" xmlns:wp14="http://schemas.microsoft.com/office/word/2010/wordprocessingDrawing" xmlns:wp="http://schemas.openxmlformats.org/drawingml/2006/wordprocessingDrawing" xmlns:w10="urn:schemas-microsoft-com:office:word" xmlns:w="http://schemas.openxmlformats.org/wordprocessingml/2006/main" xmlns:w14="http://schemas.microsoft.com/office/word/2010/wordml" xmlns:w15="http://schemas.microsoft.com/office/word/2012/wordml" xmlns:w16cex="http://schemas.microsoft.com/office/word/2018/wordml/cex" xmlns:w16cid="http://schemas.microsoft.com/office/word/2016/wordml/cid" xmlns:w16="http://schemas.microsoft.com/office/word/2018/wordml" xmlns:w16sdtdh="http://schemas.microsoft.com/office/word/2020/wordml/sdtdatahash" xmlns:w16se="http://schemas.microsoft.com/office/word/2015/wordml/symex" xmlns:wpg="http://schemas.microsoft.com/office/word/2010/wordprocessingGroup" xmlns:wpi="http://schemas.microsoft.com/office/word/2010/wordprocessingInk" xmlns:wne="http://schemas.microsoft.com/office/word/2006/wordml" xmlns:wps="http://schemas.microsoft.com/office/word/2010/wordprocessingShape" mc:Ignorable="w14 w15 w16se w16cid w16 w16cex w16sdtdh wp14">
   <w:footnote w:type="separator" w:id="-1">
     <w:p>
       <w:r>
